--- a/docs/CR_School_Placement_Model.docx
+++ b/docs/CR_School_Placement_Model.docx
@@ -458,8 +458,9 @@
         </w:tblBorders>
       </w:tblPr>
       <w:tblGrid>
-        <w:gridCol w:w="3200"/>
-        <w:gridCol w:w="7040"/>
+        <w:gridCol w:w="810"/>
+        <w:gridCol w:w="1680"/>
+        <w:gridCol w:w="7750"/>
       </w:tblGrid>
       <w:tr>
         <w:trPr>
@@ -468,7 +469,7 @@
         <w:tc>
           <w:tcPr>
             <w:tcW w:type="dxa" w:w="10240"/>
-            <w:gridSpan w:val="2"/>
+            <w:gridSpan w:val="3"/>
             <w:tcBorders>
               <w:top w:val="single" w:color="D9DCE3" w:sz="2"/>
               <w:left w:val="single" w:color="D9DCE3" w:sz="2"/>
@@ -504,7 +505,26 @@
         </w:trPr>
         <w:tc>
           <w:tcPr>
-            <w:tcW w:type="dxa" w:w="3200"/>
+            <w:tcW w:type="dxa" w:w="810"/>
+            <w:tcBorders>
+              <w:top w:val="single" w:color="D9DCE3" w:sz="2"/>
+              <w:left w:val="single" w:color="D9DCE3" w:sz="2"/>
+              <w:bottom w:val="single" w:color="D9DCE3" w:sz="2"/>
+              <w:right w:val="single" w:color="D9DCE3" w:sz="2"/>
+            </w:tcBorders>
+            <w:shd w:fill="E57200" w:color="auto" w:val="clear"/>
+            <w:tcMar>
+              <w:top w:type="dxa" w:w="90"/>
+              <w:left w:type="dxa" w:w="60"/>
+              <w:bottom w:type="dxa" w:w="90"/>
+              <w:right w:type="dxa" w:w="60"/>
+            </w:tcMar>
+          </w:tcPr>
+          <w:p/>
+        </w:tc>
+        <w:tc>
+          <w:tcPr>
+            <w:tcW w:type="dxa" w:w="1680"/>
             <w:tcBorders>
               <w:top w:val="single" w:color="D9DCE3" w:sz="2"/>
               <w:left w:val="single" w:color="D9DCE3" w:sz="2"/>
@@ -536,7 +556,7 @@
         </w:tc>
         <w:tc>
           <w:tcPr>
-            <w:tcW w:type="dxa" w:w="7040"/>
+            <w:tcW w:type="dxa" w:w="7750"/>
             <w:tcBorders>
               <w:top w:val="single" w:color="D9DCE3" w:sz="2"/>
               <w:left w:val="single" w:color="D9DCE3" w:sz="2"/>
@@ -570,7 +590,26 @@
       <w:tr>
         <w:tc>
           <w:tcPr>
-            <w:tcW w:type="dxa" w:w="3200"/>
+            <w:tcW w:type="dxa" w:w="810"/>
+            <w:tcBorders>
+              <w:top w:val="single" w:color="D9DCE3" w:sz="2"/>
+              <w:left w:val="single" w:color="D9DCE3" w:sz="2"/>
+              <w:bottom w:val="single" w:color="D9DCE3" w:sz="2"/>
+              <w:right w:val="single" w:color="D9DCE3" w:sz="2"/>
+            </w:tcBorders>
+            <w:shd w:fill="FFFFFF" w:color="auto" w:val="clear"/>
+            <w:tcMar>
+              <w:top w:type="dxa" w:w="90"/>
+              <w:left w:type="dxa" w:w="60"/>
+              <w:bottom w:type="dxa" w:w="90"/>
+              <w:right w:type="dxa" w:w="60"/>
+            </w:tcMar>
+          </w:tcPr>
+          <w:p/>
+        </w:tc>
+        <w:tc>
+          <w:tcPr>
+            <w:tcW w:type="dxa" w:w="1680"/>
             <w:tcBorders>
               <w:top w:val="single" w:color="D9DCE3" w:sz="2"/>
               <w:left w:val="single" w:color="D9DCE3" w:sz="2"/>
@@ -602,7 +641,7 @@
         </w:tc>
         <w:tc>
           <w:tcPr>
-            <w:tcW w:type="dxa" w:w="7040"/>
+            <w:tcW w:type="dxa" w:w="7750"/>
             <w:tcBorders>
               <w:top w:val="single" w:color="D9DCE3" w:sz="2"/>
               <w:left w:val="single" w:color="D9DCE3" w:sz="2"/>
@@ -636,7 +675,26 @@
       <w:tr>
         <w:tc>
           <w:tcPr>
-            <w:tcW w:type="dxa" w:w="3200"/>
+            <w:tcW w:type="dxa" w:w="810"/>
+            <w:tcBorders>
+              <w:top w:val="single" w:color="D9DCE3" w:sz="2"/>
+              <w:left w:val="single" w:color="D9DCE3" w:sz="2"/>
+              <w:bottom w:val="single" w:color="D9DCE3" w:sz="2"/>
+              <w:right w:val="single" w:color="D9DCE3" w:sz="2"/>
+            </w:tcBorders>
+            <w:shd w:fill="F4F5F7" w:color="auto" w:val="clear"/>
+            <w:tcMar>
+              <w:top w:type="dxa" w:w="90"/>
+              <w:left w:type="dxa" w:w="60"/>
+              <w:bottom w:type="dxa" w:w="90"/>
+              <w:right w:type="dxa" w:w="60"/>
+            </w:tcMar>
+          </w:tcPr>
+          <w:p/>
+        </w:tc>
+        <w:tc>
+          <w:tcPr>
+            <w:tcW w:type="dxa" w:w="1680"/>
             <w:tcBorders>
               <w:top w:val="single" w:color="D9DCE3" w:sz="2"/>
               <w:left w:val="single" w:color="D9DCE3" w:sz="2"/>
@@ -668,7 +726,7 @@
         </w:tc>
         <w:tc>
           <w:tcPr>
-            <w:tcW w:type="dxa" w:w="7040"/>
+            <w:tcW w:type="dxa" w:w="7750"/>
             <w:tcBorders>
               <w:top w:val="single" w:color="D9DCE3" w:sz="2"/>
               <w:left w:val="single" w:color="D9DCE3" w:sz="2"/>
@@ -702,7 +760,26 @@
       <w:tr>
         <w:tc>
           <w:tcPr>
-            <w:tcW w:type="dxa" w:w="3200"/>
+            <w:tcW w:type="dxa" w:w="810"/>
+            <w:tcBorders>
+              <w:top w:val="single" w:color="D9DCE3" w:sz="2"/>
+              <w:left w:val="single" w:color="D9DCE3" w:sz="2"/>
+              <w:bottom w:val="single" w:color="D9DCE3" w:sz="2"/>
+              <w:right w:val="single" w:color="D9DCE3" w:sz="2"/>
+            </w:tcBorders>
+            <w:shd w:fill="FFFFFF" w:color="auto" w:val="clear"/>
+            <w:tcMar>
+              <w:top w:type="dxa" w:w="90"/>
+              <w:left w:type="dxa" w:w="60"/>
+              <w:bottom w:type="dxa" w:w="90"/>
+              <w:right w:type="dxa" w:w="60"/>
+            </w:tcMar>
+          </w:tcPr>
+          <w:p/>
+        </w:tc>
+        <w:tc>
+          <w:tcPr>
+            <w:tcW w:type="dxa" w:w="1680"/>
             <w:tcBorders>
               <w:top w:val="single" w:color="D9DCE3" w:sz="2"/>
               <w:left w:val="single" w:color="D9DCE3" w:sz="2"/>
@@ -734,7 +811,7 @@
         </w:tc>
         <w:tc>
           <w:tcPr>
-            <w:tcW w:type="dxa" w:w="7040"/>
+            <w:tcW w:type="dxa" w:w="7750"/>
             <w:tcBorders>
               <w:top w:val="single" w:color="D9DCE3" w:sz="2"/>
               <w:left w:val="single" w:color="D9DCE3" w:sz="2"/>
@@ -768,7 +845,26 @@
       <w:tr>
         <w:tc>
           <w:tcPr>
-            <w:tcW w:type="dxa" w:w="3200"/>
+            <w:tcW w:type="dxa" w:w="810"/>
+            <w:tcBorders>
+              <w:top w:val="single" w:color="D9DCE3" w:sz="2"/>
+              <w:left w:val="single" w:color="D9DCE3" w:sz="2"/>
+              <w:bottom w:val="single" w:color="D9DCE3" w:sz="2"/>
+              <w:right w:val="single" w:color="D9DCE3" w:sz="2"/>
+            </w:tcBorders>
+            <w:shd w:fill="F4F5F7" w:color="auto" w:val="clear"/>
+            <w:tcMar>
+              <w:top w:type="dxa" w:w="90"/>
+              <w:left w:type="dxa" w:w="60"/>
+              <w:bottom w:type="dxa" w:w="90"/>
+              <w:right w:type="dxa" w:w="60"/>
+            </w:tcMar>
+          </w:tcPr>
+          <w:p/>
+        </w:tc>
+        <w:tc>
+          <w:tcPr>
+            <w:tcW w:type="dxa" w:w="1680"/>
             <w:tcBorders>
               <w:top w:val="single" w:color="D9DCE3" w:sz="2"/>
               <w:left w:val="single" w:color="D9DCE3" w:sz="2"/>
@@ -800,7 +896,7 @@
         </w:tc>
         <w:tc>
           <w:tcPr>
-            <w:tcW w:type="dxa" w:w="7040"/>
+            <w:tcW w:type="dxa" w:w="7750"/>
             <w:tcBorders>
               <w:top w:val="single" w:color="D9DCE3" w:sz="2"/>
               <w:left w:val="single" w:color="D9DCE3" w:sz="2"/>
@@ -834,7 +930,26 @@
       <w:tr>
         <w:tc>
           <w:tcPr>
-            <w:tcW w:type="dxa" w:w="3200"/>
+            <w:tcW w:type="dxa" w:w="810"/>
+            <w:tcBorders>
+              <w:top w:val="single" w:color="D9DCE3" w:sz="2"/>
+              <w:left w:val="single" w:color="D9DCE3" w:sz="2"/>
+              <w:bottom w:val="single" w:color="D9DCE3" w:sz="2"/>
+              <w:right w:val="single" w:color="D9DCE3" w:sz="2"/>
+            </w:tcBorders>
+            <w:shd w:fill="FFFFFF" w:color="auto" w:val="clear"/>
+            <w:tcMar>
+              <w:top w:type="dxa" w:w="90"/>
+              <w:left w:type="dxa" w:w="60"/>
+              <w:bottom w:type="dxa" w:w="90"/>
+              <w:right w:type="dxa" w:w="60"/>
+            </w:tcMar>
+          </w:tcPr>
+          <w:p/>
+        </w:tc>
+        <w:tc>
+          <w:tcPr>
+            <w:tcW w:type="dxa" w:w="1680"/>
             <w:tcBorders>
               <w:top w:val="single" w:color="D9DCE3" w:sz="2"/>
               <w:left w:val="single" w:color="D9DCE3" w:sz="2"/>
@@ -866,7 +981,7 @@
         </w:tc>
         <w:tc>
           <w:tcPr>
-            <w:tcW w:type="dxa" w:w="7040"/>
+            <w:tcW w:type="dxa" w:w="7750"/>
             <w:tcBorders>
               <w:top w:val="single" w:color="D9DCE3" w:sz="2"/>
               <w:left w:val="single" w:color="D9DCE3" w:sz="2"/>
@@ -900,7 +1015,26 @@
       <w:tr>
         <w:tc>
           <w:tcPr>
-            <w:tcW w:type="dxa" w:w="3200"/>
+            <w:tcW w:type="dxa" w:w="810"/>
+            <w:tcBorders>
+              <w:top w:val="single" w:color="D9DCE3" w:sz="2"/>
+              <w:left w:val="single" w:color="D9DCE3" w:sz="2"/>
+              <w:bottom w:val="single" w:color="D9DCE3" w:sz="2"/>
+              <w:right w:val="single" w:color="D9DCE3" w:sz="2"/>
+            </w:tcBorders>
+            <w:shd w:fill="F4F5F7" w:color="auto" w:val="clear"/>
+            <w:tcMar>
+              <w:top w:type="dxa" w:w="90"/>
+              <w:left w:type="dxa" w:w="60"/>
+              <w:bottom w:type="dxa" w:w="90"/>
+              <w:right w:type="dxa" w:w="60"/>
+            </w:tcMar>
+          </w:tcPr>
+          <w:p/>
+        </w:tc>
+        <w:tc>
+          <w:tcPr>
+            <w:tcW w:type="dxa" w:w="1680"/>
             <w:tcBorders>
               <w:top w:val="single" w:color="D9DCE3" w:sz="2"/>
               <w:left w:val="single" w:color="D9DCE3" w:sz="2"/>
@@ -932,7 +1066,7 @@
         </w:tc>
         <w:tc>
           <w:tcPr>
-            <w:tcW w:type="dxa" w:w="7040"/>
+            <w:tcW w:type="dxa" w:w="7750"/>
             <w:tcBorders>
               <w:top w:val="single" w:color="D9DCE3" w:sz="2"/>
               <w:left w:val="single" w:color="D9DCE3" w:sz="2"/>
@@ -966,7 +1100,26 @@
       <w:tr>
         <w:tc>
           <w:tcPr>
-            <w:tcW w:type="dxa" w:w="3200"/>
+            <w:tcW w:type="dxa" w:w="810"/>
+            <w:tcBorders>
+              <w:top w:val="single" w:color="D9DCE3" w:sz="2"/>
+              <w:left w:val="single" w:color="D9DCE3" w:sz="2"/>
+              <w:bottom w:val="single" w:color="D9DCE3" w:sz="2"/>
+              <w:right w:val="single" w:color="D9DCE3" w:sz="2"/>
+            </w:tcBorders>
+            <w:shd w:fill="FFFFFF" w:color="auto" w:val="clear"/>
+            <w:tcMar>
+              <w:top w:type="dxa" w:w="90"/>
+              <w:left w:type="dxa" w:w="60"/>
+              <w:bottom w:type="dxa" w:w="90"/>
+              <w:right w:type="dxa" w:w="60"/>
+            </w:tcMar>
+          </w:tcPr>
+          <w:p/>
+        </w:tc>
+        <w:tc>
+          <w:tcPr>
+            <w:tcW w:type="dxa" w:w="1680"/>
             <w:tcBorders>
               <w:top w:val="single" w:color="D9DCE3" w:sz="2"/>
               <w:left w:val="single" w:color="D9DCE3" w:sz="2"/>
@@ -998,7 +1151,7 @@
         </w:tc>
         <w:tc>
           <w:tcPr>
-            <w:tcW w:type="dxa" w:w="7040"/>
+            <w:tcW w:type="dxa" w:w="7750"/>
             <w:tcBorders>
               <w:top w:val="single" w:color="D9DCE3" w:sz="2"/>
               <w:left w:val="single" w:color="D9DCE3" w:sz="2"/>
@@ -1032,7 +1185,26 @@
       <w:tr>
         <w:tc>
           <w:tcPr>
-            <w:tcW w:type="dxa" w:w="3200"/>
+            <w:tcW w:type="dxa" w:w="810"/>
+            <w:tcBorders>
+              <w:top w:val="single" w:color="D9DCE3" w:sz="2"/>
+              <w:left w:val="single" w:color="D9DCE3" w:sz="2"/>
+              <w:bottom w:val="single" w:color="D9DCE3" w:sz="2"/>
+              <w:right w:val="single" w:color="D9DCE3" w:sz="2"/>
+            </w:tcBorders>
+            <w:shd w:fill="F4F5F7" w:color="auto" w:val="clear"/>
+            <w:tcMar>
+              <w:top w:type="dxa" w:w="90"/>
+              <w:left w:type="dxa" w:w="60"/>
+              <w:bottom w:type="dxa" w:w="90"/>
+              <w:right w:type="dxa" w:w="60"/>
+            </w:tcMar>
+          </w:tcPr>
+          <w:p/>
+        </w:tc>
+        <w:tc>
+          <w:tcPr>
+            <w:tcW w:type="dxa" w:w="1680"/>
             <w:tcBorders>
               <w:top w:val="single" w:color="D9DCE3" w:sz="2"/>
               <w:left w:val="single" w:color="D9DCE3" w:sz="2"/>
@@ -1064,7 +1236,7 @@
         </w:tc>
         <w:tc>
           <w:tcPr>
-            <w:tcW w:type="dxa" w:w="7040"/>
+            <w:tcW w:type="dxa" w:w="7750"/>
             <w:tcBorders>
               <w:top w:val="single" w:color="D9DCE3" w:sz="2"/>
               <w:left w:val="single" w:color="D9DCE3" w:sz="2"/>
@@ -1098,7 +1270,26 @@
       <w:tr>
         <w:tc>
           <w:tcPr>
-            <w:tcW w:type="dxa" w:w="3200"/>
+            <w:tcW w:type="dxa" w:w="810"/>
+            <w:tcBorders>
+              <w:top w:val="single" w:color="D9DCE3" w:sz="2"/>
+              <w:left w:val="single" w:color="D9DCE3" w:sz="2"/>
+              <w:bottom w:val="single" w:color="D9DCE3" w:sz="2"/>
+              <w:right w:val="single" w:color="D9DCE3" w:sz="2"/>
+            </w:tcBorders>
+            <w:shd w:fill="FFFFFF" w:color="auto" w:val="clear"/>
+            <w:tcMar>
+              <w:top w:type="dxa" w:w="90"/>
+              <w:left w:type="dxa" w:w="60"/>
+              <w:bottom w:type="dxa" w:w="90"/>
+              <w:right w:type="dxa" w:w="60"/>
+            </w:tcMar>
+          </w:tcPr>
+          <w:p/>
+        </w:tc>
+        <w:tc>
+          <w:tcPr>
+            <w:tcW w:type="dxa" w:w="1680"/>
             <w:tcBorders>
               <w:top w:val="single" w:color="D9DCE3" w:sz="2"/>
               <w:left w:val="single" w:color="D9DCE3" w:sz="2"/>
@@ -1130,7 +1321,7 @@
         </w:tc>
         <w:tc>
           <w:tcPr>
-            <w:tcW w:type="dxa" w:w="7040"/>
+            <w:tcW w:type="dxa" w:w="7750"/>
             <w:tcBorders>
               <w:top w:val="single" w:color="D9DCE3" w:sz="2"/>
               <w:left w:val="single" w:color="D9DCE3" w:sz="2"/>
@@ -1164,7 +1355,26 @@
       <w:tr>
         <w:tc>
           <w:tcPr>
-            <w:tcW w:type="dxa" w:w="3200"/>
+            <w:tcW w:type="dxa" w:w="810"/>
+            <w:tcBorders>
+              <w:top w:val="single" w:color="D9DCE3" w:sz="2"/>
+              <w:left w:val="single" w:color="D9DCE3" w:sz="2"/>
+              <w:bottom w:val="single" w:color="D9DCE3" w:sz="2"/>
+              <w:right w:val="single" w:color="D9DCE3" w:sz="2"/>
+            </w:tcBorders>
+            <w:shd w:fill="F4F5F7" w:color="auto" w:val="clear"/>
+            <w:tcMar>
+              <w:top w:type="dxa" w:w="90"/>
+              <w:left w:type="dxa" w:w="60"/>
+              <w:bottom w:type="dxa" w:w="90"/>
+              <w:right w:type="dxa" w:w="60"/>
+            </w:tcMar>
+          </w:tcPr>
+          <w:p/>
+        </w:tc>
+        <w:tc>
+          <w:tcPr>
+            <w:tcW w:type="dxa" w:w="1680"/>
             <w:tcBorders>
               <w:top w:val="single" w:color="D9DCE3" w:sz="2"/>
               <w:left w:val="single" w:color="D9DCE3" w:sz="2"/>
@@ -1196,7 +1406,7 @@
         </w:tc>
         <w:tc>
           <w:tcPr>
-            <w:tcW w:type="dxa" w:w="7040"/>
+            <w:tcW w:type="dxa" w:w="7750"/>
             <w:tcBorders>
               <w:top w:val="single" w:color="D9DCE3" w:sz="2"/>
               <w:left w:val="single" w:color="D9DCE3" w:sz="2"/>
@@ -1230,7 +1440,26 @@
       <w:tr>
         <w:tc>
           <w:tcPr>
-            <w:tcW w:type="dxa" w:w="3200"/>
+            <w:tcW w:type="dxa" w:w="810"/>
+            <w:tcBorders>
+              <w:top w:val="single" w:color="D9DCE3" w:sz="2"/>
+              <w:left w:val="single" w:color="D9DCE3" w:sz="2"/>
+              <w:bottom w:val="single" w:color="D9DCE3" w:sz="2"/>
+              <w:right w:val="single" w:color="D9DCE3" w:sz="2"/>
+            </w:tcBorders>
+            <w:shd w:fill="FFFFFF" w:color="auto" w:val="clear"/>
+            <w:tcMar>
+              <w:top w:type="dxa" w:w="90"/>
+              <w:left w:type="dxa" w:w="60"/>
+              <w:bottom w:type="dxa" w:w="90"/>
+              <w:right w:type="dxa" w:w="60"/>
+            </w:tcMar>
+          </w:tcPr>
+          <w:p/>
+        </w:tc>
+        <w:tc>
+          <w:tcPr>
+            <w:tcW w:type="dxa" w:w="1680"/>
             <w:tcBorders>
               <w:top w:val="single" w:color="D9DCE3" w:sz="2"/>
               <w:left w:val="single" w:color="D9DCE3" w:sz="2"/>
@@ -1262,7 +1491,7 @@
         </w:tc>
         <w:tc>
           <w:tcPr>
-            <w:tcW w:type="dxa" w:w="7040"/>
+            <w:tcW w:type="dxa" w:w="7750"/>
             <w:tcBorders>
               <w:top w:val="single" w:color="D9DCE3" w:sz="2"/>
               <w:left w:val="single" w:color="D9DCE3" w:sz="2"/>
@@ -1296,7 +1525,26 @@
       <w:tr>
         <w:tc>
           <w:tcPr>
-            <w:tcW w:type="dxa" w:w="3200"/>
+            <w:tcW w:type="dxa" w:w="810"/>
+            <w:tcBorders>
+              <w:top w:val="single" w:color="D9DCE3" w:sz="2"/>
+              <w:left w:val="single" w:color="D9DCE3" w:sz="2"/>
+              <w:bottom w:val="single" w:color="D9DCE3" w:sz="2"/>
+              <w:right w:val="single" w:color="D9DCE3" w:sz="2"/>
+            </w:tcBorders>
+            <w:shd w:fill="F4F5F7" w:color="auto" w:val="clear"/>
+            <w:tcMar>
+              <w:top w:type="dxa" w:w="90"/>
+              <w:left w:type="dxa" w:w="60"/>
+              <w:bottom w:type="dxa" w:w="90"/>
+              <w:right w:type="dxa" w:w="60"/>
+            </w:tcMar>
+          </w:tcPr>
+          <w:p/>
+        </w:tc>
+        <w:tc>
+          <w:tcPr>
+            <w:tcW w:type="dxa" w:w="1680"/>
             <w:tcBorders>
               <w:top w:val="single" w:color="D9DCE3" w:sz="2"/>
               <w:left w:val="single" w:color="D9DCE3" w:sz="2"/>
@@ -1328,7 +1576,7 @@
         </w:tc>
         <w:tc>
           <w:tcPr>
-            <w:tcW w:type="dxa" w:w="7040"/>
+            <w:tcW w:type="dxa" w:w="7750"/>
             <w:tcBorders>
               <w:top w:val="single" w:color="D9DCE3" w:sz="2"/>
               <w:left w:val="single" w:color="D9DCE3" w:sz="2"/>
@@ -1362,7 +1610,26 @@
       <w:tr>
         <w:tc>
           <w:tcPr>
-            <w:tcW w:type="dxa" w:w="3200"/>
+            <w:tcW w:type="dxa" w:w="810"/>
+            <w:tcBorders>
+              <w:top w:val="single" w:color="D9DCE3" w:sz="2"/>
+              <w:left w:val="single" w:color="D9DCE3" w:sz="2"/>
+              <w:bottom w:val="single" w:color="D9DCE3" w:sz="2"/>
+              <w:right w:val="single" w:color="D9DCE3" w:sz="2"/>
+            </w:tcBorders>
+            <w:shd w:fill="FFFFFF" w:color="auto" w:val="clear"/>
+            <w:tcMar>
+              <w:top w:type="dxa" w:w="90"/>
+              <w:left w:type="dxa" w:w="60"/>
+              <w:bottom w:type="dxa" w:w="90"/>
+              <w:right w:type="dxa" w:w="60"/>
+            </w:tcMar>
+          </w:tcPr>
+          <w:p/>
+        </w:tc>
+        <w:tc>
+          <w:tcPr>
+            <w:tcW w:type="dxa" w:w="1680"/>
             <w:tcBorders>
               <w:top w:val="single" w:color="D9DCE3" w:sz="2"/>
               <w:left w:val="single" w:color="D9DCE3" w:sz="2"/>
@@ -1394,7 +1661,7 @@
         </w:tc>
         <w:tc>
           <w:tcPr>
-            <w:tcW w:type="dxa" w:w="7040"/>
+            <w:tcW w:type="dxa" w:w="7750"/>
             <w:tcBorders>
               <w:top w:val="single" w:color="D9DCE3" w:sz="2"/>
               <w:left w:val="single" w:color="D9DCE3" w:sz="2"/>
@@ -1425,28 +1692,6 @@
           </w:p>
         </w:tc>
       </w:tr>
-    </w:tbl>
-    <w:p>
-      <w:pPr>
-        <w:spacing w:after="0" w:before="220"/>
-      </w:pPr>
-    </w:p>
-    <w:tbl>
-      <w:tblPr>
-        <w:tblW w:type="dxa" w:w="10240"/>
-        <w:tblBorders>
-          <w:top w:val="single" w:color="auto" w:sz="4"/>
-          <w:left w:val="single" w:color="auto" w:sz="4"/>
-          <w:bottom w:val="single" w:color="auto" w:sz="4"/>
-          <w:right w:val="single" w:color="auto" w:sz="4"/>
-          <w:insideH w:val="single" w:color="auto" w:sz="4"/>
-          <w:insideV w:val="single" w:color="auto" w:sz="4"/>
-        </w:tblBorders>
-      </w:tblPr>
-      <w:tblGrid>
-        <w:gridCol w:w="3200"/>
-        <w:gridCol w:w="7040"/>
-      </w:tblGrid>
       <w:tr>
         <w:trPr>
           <w:tblHeader/>
@@ -1454,7 +1699,7 @@
         <w:tc>
           <w:tcPr>
             <w:tcW w:type="dxa" w:w="10240"/>
-            <w:gridSpan w:val="2"/>
+            <w:gridSpan w:val="3"/>
             <w:tcBorders>
               <w:top w:val="single" w:color="D9DCE3" w:sz="2"/>
               <w:left w:val="single" w:color="D9DCE3" w:sz="2"/>
@@ -1490,7 +1735,26 @@
         </w:trPr>
         <w:tc>
           <w:tcPr>
-            <w:tcW w:type="dxa" w:w="3200"/>
+            <w:tcW w:type="dxa" w:w="810"/>
+            <w:tcBorders>
+              <w:top w:val="single" w:color="D9DCE3" w:sz="2"/>
+              <w:left w:val="single" w:color="D9DCE3" w:sz="2"/>
+              <w:bottom w:val="single" w:color="D9DCE3" w:sz="2"/>
+              <w:right w:val="single" w:color="D9DCE3" w:sz="2"/>
+            </w:tcBorders>
+            <w:shd w:fill="E57200" w:color="auto" w:val="clear"/>
+            <w:tcMar>
+              <w:top w:type="dxa" w:w="90"/>
+              <w:left w:type="dxa" w:w="60"/>
+              <w:bottom w:type="dxa" w:w="90"/>
+              <w:right w:type="dxa" w:w="60"/>
+            </w:tcMar>
+          </w:tcPr>
+          <w:p/>
+        </w:tc>
+        <w:tc>
+          <w:tcPr>
+            <w:tcW w:type="dxa" w:w="1680"/>
             <w:tcBorders>
               <w:top w:val="single" w:color="D9DCE3" w:sz="2"/>
               <w:left w:val="single" w:color="D9DCE3" w:sz="2"/>
@@ -1522,7 +1786,7 @@
         </w:tc>
         <w:tc>
           <w:tcPr>
-            <w:tcW w:type="dxa" w:w="7040"/>
+            <w:tcW w:type="dxa" w:w="7750"/>
             <w:tcBorders>
               <w:top w:val="single" w:color="D9DCE3" w:sz="2"/>
               <w:left w:val="single" w:color="D9DCE3" w:sz="2"/>
@@ -1556,7 +1820,26 @@
       <w:tr>
         <w:tc>
           <w:tcPr>
-            <w:tcW w:type="dxa" w:w="3200"/>
+            <w:tcW w:type="dxa" w:w="810"/>
+            <w:tcBorders>
+              <w:top w:val="single" w:color="D9DCE3" w:sz="2"/>
+              <w:left w:val="single" w:color="D9DCE3" w:sz="2"/>
+              <w:bottom w:val="single" w:color="D9DCE3" w:sz="2"/>
+              <w:right w:val="single" w:color="D9DCE3" w:sz="2"/>
+            </w:tcBorders>
+            <w:shd w:fill="FFFFFF" w:color="auto" w:val="clear"/>
+            <w:tcMar>
+              <w:top w:type="dxa" w:w="90"/>
+              <w:left w:type="dxa" w:w="60"/>
+              <w:bottom w:type="dxa" w:w="90"/>
+              <w:right w:type="dxa" w:w="60"/>
+            </w:tcMar>
+          </w:tcPr>
+          <w:p/>
+        </w:tc>
+        <w:tc>
+          <w:tcPr>
+            <w:tcW w:type="dxa" w:w="1680"/>
             <w:tcBorders>
               <w:top w:val="single" w:color="D9DCE3" w:sz="2"/>
               <w:left w:val="single" w:color="D9DCE3" w:sz="2"/>
@@ -1588,7 +1871,7 @@
         </w:tc>
         <w:tc>
           <w:tcPr>
-            <w:tcW w:type="dxa" w:w="7040"/>
+            <w:tcW w:type="dxa" w:w="7750"/>
             <w:tcBorders>
               <w:top w:val="single" w:color="D9DCE3" w:sz="2"/>
               <w:left w:val="single" w:color="D9DCE3" w:sz="2"/>
@@ -1622,7 +1905,26 @@
       <w:tr>
         <w:tc>
           <w:tcPr>
-            <w:tcW w:type="dxa" w:w="3200"/>
+            <w:tcW w:type="dxa" w:w="810"/>
+            <w:tcBorders>
+              <w:top w:val="single" w:color="D9DCE3" w:sz="2"/>
+              <w:left w:val="single" w:color="D9DCE3" w:sz="2"/>
+              <w:bottom w:val="single" w:color="D9DCE3" w:sz="2"/>
+              <w:right w:val="single" w:color="D9DCE3" w:sz="2"/>
+            </w:tcBorders>
+            <w:shd w:fill="F4F5F7" w:color="auto" w:val="clear"/>
+            <w:tcMar>
+              <w:top w:type="dxa" w:w="90"/>
+              <w:left w:type="dxa" w:w="60"/>
+              <w:bottom w:type="dxa" w:w="90"/>
+              <w:right w:type="dxa" w:w="60"/>
+            </w:tcMar>
+          </w:tcPr>
+          <w:p/>
+        </w:tc>
+        <w:tc>
+          <w:tcPr>
+            <w:tcW w:type="dxa" w:w="1680"/>
             <w:tcBorders>
               <w:top w:val="single" w:color="D9DCE3" w:sz="2"/>
               <w:left w:val="single" w:color="D9DCE3" w:sz="2"/>
@@ -1654,7 +1956,7 @@
         </w:tc>
         <w:tc>
           <w:tcPr>
-            <w:tcW w:type="dxa" w:w="7040"/>
+            <w:tcW w:type="dxa" w:w="7750"/>
             <w:tcBorders>
               <w:top w:val="single" w:color="D9DCE3" w:sz="2"/>
               <w:left w:val="single" w:color="D9DCE3" w:sz="2"/>
@@ -1688,7 +1990,26 @@
       <w:tr>
         <w:tc>
           <w:tcPr>
-            <w:tcW w:type="dxa" w:w="3200"/>
+            <w:tcW w:type="dxa" w:w="810"/>
+            <w:tcBorders>
+              <w:top w:val="single" w:color="D9DCE3" w:sz="2"/>
+              <w:left w:val="single" w:color="D9DCE3" w:sz="2"/>
+              <w:bottom w:val="single" w:color="D9DCE3" w:sz="2"/>
+              <w:right w:val="single" w:color="D9DCE3" w:sz="2"/>
+            </w:tcBorders>
+            <w:shd w:fill="FFFFFF" w:color="auto" w:val="clear"/>
+            <w:tcMar>
+              <w:top w:type="dxa" w:w="90"/>
+              <w:left w:type="dxa" w:w="60"/>
+              <w:bottom w:type="dxa" w:w="90"/>
+              <w:right w:type="dxa" w:w="60"/>
+            </w:tcMar>
+          </w:tcPr>
+          <w:p/>
+        </w:tc>
+        <w:tc>
+          <w:tcPr>
+            <w:tcW w:type="dxa" w:w="1680"/>
             <w:tcBorders>
               <w:top w:val="single" w:color="D9DCE3" w:sz="2"/>
               <w:left w:val="single" w:color="D9DCE3" w:sz="2"/>
@@ -1720,7 +2041,7 @@
         </w:tc>
         <w:tc>
           <w:tcPr>
-            <w:tcW w:type="dxa" w:w="7040"/>
+            <w:tcW w:type="dxa" w:w="7750"/>
             <w:tcBorders>
               <w:top w:val="single" w:color="D9DCE3" w:sz="2"/>
               <w:left w:val="single" w:color="D9DCE3" w:sz="2"/>
@@ -1754,7 +2075,26 @@
       <w:tr>
         <w:tc>
           <w:tcPr>
-            <w:tcW w:type="dxa" w:w="3200"/>
+            <w:tcW w:type="dxa" w:w="810"/>
+            <w:tcBorders>
+              <w:top w:val="single" w:color="D9DCE3" w:sz="2"/>
+              <w:left w:val="single" w:color="D9DCE3" w:sz="2"/>
+              <w:bottom w:val="single" w:color="D9DCE3" w:sz="2"/>
+              <w:right w:val="single" w:color="D9DCE3" w:sz="2"/>
+            </w:tcBorders>
+            <w:shd w:fill="F4F5F7" w:color="auto" w:val="clear"/>
+            <w:tcMar>
+              <w:top w:type="dxa" w:w="90"/>
+              <w:left w:type="dxa" w:w="60"/>
+              <w:bottom w:type="dxa" w:w="90"/>
+              <w:right w:type="dxa" w:w="60"/>
+            </w:tcMar>
+          </w:tcPr>
+          <w:p/>
+        </w:tc>
+        <w:tc>
+          <w:tcPr>
+            <w:tcW w:type="dxa" w:w="1680"/>
             <w:tcBorders>
               <w:top w:val="single" w:color="D9DCE3" w:sz="2"/>
               <w:left w:val="single" w:color="D9DCE3" w:sz="2"/>
@@ -1786,7 +2126,7 @@
         </w:tc>
         <w:tc>
           <w:tcPr>
-            <w:tcW w:type="dxa" w:w="7040"/>
+            <w:tcW w:type="dxa" w:w="7750"/>
             <w:tcBorders>
               <w:top w:val="single" w:color="D9DCE3" w:sz="2"/>
               <w:left w:val="single" w:color="D9DCE3" w:sz="2"/>
@@ -1820,7 +2160,26 @@
       <w:tr>
         <w:tc>
           <w:tcPr>
-            <w:tcW w:type="dxa" w:w="3200"/>
+            <w:tcW w:type="dxa" w:w="810"/>
+            <w:tcBorders>
+              <w:top w:val="single" w:color="D9DCE3" w:sz="2"/>
+              <w:left w:val="single" w:color="D9DCE3" w:sz="2"/>
+              <w:bottom w:val="single" w:color="D9DCE3" w:sz="2"/>
+              <w:right w:val="single" w:color="D9DCE3" w:sz="2"/>
+            </w:tcBorders>
+            <w:shd w:fill="FFFFFF" w:color="auto" w:val="clear"/>
+            <w:tcMar>
+              <w:top w:type="dxa" w:w="90"/>
+              <w:left w:type="dxa" w:w="60"/>
+              <w:bottom w:type="dxa" w:w="90"/>
+              <w:right w:type="dxa" w:w="60"/>
+            </w:tcMar>
+          </w:tcPr>
+          <w:p/>
+        </w:tc>
+        <w:tc>
+          <w:tcPr>
+            <w:tcW w:type="dxa" w:w="1680"/>
             <w:tcBorders>
               <w:top w:val="single" w:color="D9DCE3" w:sz="2"/>
               <w:left w:val="single" w:color="D9DCE3" w:sz="2"/>
@@ -1852,7 +2211,7 @@
         </w:tc>
         <w:tc>
           <w:tcPr>
-            <w:tcW w:type="dxa" w:w="7040"/>
+            <w:tcW w:type="dxa" w:w="7750"/>
             <w:tcBorders>
               <w:top w:val="single" w:color="D9DCE3" w:sz="2"/>
               <w:left w:val="single" w:color="D9DCE3" w:sz="2"/>
@@ -1886,7 +2245,26 @@
       <w:tr>
         <w:tc>
           <w:tcPr>
-            <w:tcW w:type="dxa" w:w="3200"/>
+            <w:tcW w:type="dxa" w:w="810"/>
+            <w:tcBorders>
+              <w:top w:val="single" w:color="D9DCE3" w:sz="2"/>
+              <w:left w:val="single" w:color="D9DCE3" w:sz="2"/>
+              <w:bottom w:val="single" w:color="D9DCE3" w:sz="2"/>
+              <w:right w:val="single" w:color="D9DCE3" w:sz="2"/>
+            </w:tcBorders>
+            <w:shd w:fill="F4F5F7" w:color="auto" w:val="clear"/>
+            <w:tcMar>
+              <w:top w:type="dxa" w:w="90"/>
+              <w:left w:type="dxa" w:w="60"/>
+              <w:bottom w:type="dxa" w:w="90"/>
+              <w:right w:type="dxa" w:w="60"/>
+            </w:tcMar>
+          </w:tcPr>
+          <w:p/>
+        </w:tc>
+        <w:tc>
+          <w:tcPr>
+            <w:tcW w:type="dxa" w:w="1680"/>
             <w:tcBorders>
               <w:top w:val="single" w:color="D9DCE3" w:sz="2"/>
               <w:left w:val="single" w:color="D9DCE3" w:sz="2"/>
@@ -1918,7 +2296,7 @@
         </w:tc>
         <w:tc>
           <w:tcPr>
-            <w:tcW w:type="dxa" w:w="7040"/>
+            <w:tcW w:type="dxa" w:w="7750"/>
             <w:tcBorders>
               <w:top w:val="single" w:color="D9DCE3" w:sz="2"/>
               <w:left w:val="single" w:color="D9DCE3" w:sz="2"/>
@@ -1952,7 +2330,26 @@
       <w:tr>
         <w:tc>
           <w:tcPr>
-            <w:tcW w:type="dxa" w:w="3200"/>
+            <w:tcW w:type="dxa" w:w="810"/>
+            <w:tcBorders>
+              <w:top w:val="single" w:color="D9DCE3" w:sz="2"/>
+              <w:left w:val="single" w:color="D9DCE3" w:sz="2"/>
+              <w:bottom w:val="single" w:color="D9DCE3" w:sz="2"/>
+              <w:right w:val="single" w:color="D9DCE3" w:sz="2"/>
+            </w:tcBorders>
+            <w:shd w:fill="FFFFFF" w:color="auto" w:val="clear"/>
+            <w:tcMar>
+              <w:top w:type="dxa" w:w="90"/>
+              <w:left w:type="dxa" w:w="60"/>
+              <w:bottom w:type="dxa" w:w="90"/>
+              <w:right w:type="dxa" w:w="60"/>
+            </w:tcMar>
+          </w:tcPr>
+          <w:p/>
+        </w:tc>
+        <w:tc>
+          <w:tcPr>
+            <w:tcW w:type="dxa" w:w="1680"/>
             <w:tcBorders>
               <w:top w:val="single" w:color="D9DCE3" w:sz="2"/>
               <w:left w:val="single" w:color="D9DCE3" w:sz="2"/>
@@ -1984,7 +2381,7 @@
         </w:tc>
         <w:tc>
           <w:tcPr>
-            <w:tcW w:type="dxa" w:w="7040"/>
+            <w:tcW w:type="dxa" w:w="7750"/>
             <w:tcBorders>
               <w:top w:val="single" w:color="D9DCE3" w:sz="2"/>
               <w:left w:val="single" w:color="D9DCE3" w:sz="2"/>
@@ -2018,7 +2415,26 @@
       <w:tr>
         <w:tc>
           <w:tcPr>
-            <w:tcW w:type="dxa" w:w="3200"/>
+            <w:tcW w:type="dxa" w:w="810"/>
+            <w:tcBorders>
+              <w:top w:val="single" w:color="D9DCE3" w:sz="2"/>
+              <w:left w:val="single" w:color="D9DCE3" w:sz="2"/>
+              <w:bottom w:val="single" w:color="D9DCE3" w:sz="2"/>
+              <w:right w:val="single" w:color="D9DCE3" w:sz="2"/>
+            </w:tcBorders>
+            <w:shd w:fill="F4F5F7" w:color="auto" w:val="clear"/>
+            <w:tcMar>
+              <w:top w:type="dxa" w:w="90"/>
+              <w:left w:type="dxa" w:w="60"/>
+              <w:bottom w:type="dxa" w:w="90"/>
+              <w:right w:type="dxa" w:w="60"/>
+            </w:tcMar>
+          </w:tcPr>
+          <w:p/>
+        </w:tc>
+        <w:tc>
+          <w:tcPr>
+            <w:tcW w:type="dxa" w:w="1680"/>
             <w:tcBorders>
               <w:top w:val="single" w:color="D9DCE3" w:sz="2"/>
               <w:left w:val="single" w:color="D9DCE3" w:sz="2"/>
@@ -2050,7 +2466,7 @@
         </w:tc>
         <w:tc>
           <w:tcPr>
-            <w:tcW w:type="dxa" w:w="7040"/>
+            <w:tcW w:type="dxa" w:w="7750"/>
             <w:tcBorders>
               <w:top w:val="single" w:color="D9DCE3" w:sz="2"/>
               <w:left w:val="single" w:color="D9DCE3" w:sz="2"/>
@@ -2084,7 +2500,26 @@
       <w:tr>
         <w:tc>
           <w:tcPr>
-            <w:tcW w:type="dxa" w:w="3200"/>
+            <w:tcW w:type="dxa" w:w="810"/>
+            <w:tcBorders>
+              <w:top w:val="single" w:color="D9DCE3" w:sz="2"/>
+              <w:left w:val="single" w:color="D9DCE3" w:sz="2"/>
+              <w:bottom w:val="single" w:color="D9DCE3" w:sz="2"/>
+              <w:right w:val="single" w:color="D9DCE3" w:sz="2"/>
+            </w:tcBorders>
+            <w:shd w:fill="FFFFFF" w:color="auto" w:val="clear"/>
+            <w:tcMar>
+              <w:top w:type="dxa" w:w="90"/>
+              <w:left w:type="dxa" w:w="60"/>
+              <w:bottom w:type="dxa" w:w="90"/>
+              <w:right w:type="dxa" w:w="60"/>
+            </w:tcMar>
+          </w:tcPr>
+          <w:p/>
+        </w:tc>
+        <w:tc>
+          <w:tcPr>
+            <w:tcW w:type="dxa" w:w="1680"/>
             <w:tcBorders>
               <w:top w:val="single" w:color="D9DCE3" w:sz="2"/>
               <w:left w:val="single" w:color="D9DCE3" w:sz="2"/>
@@ -2116,7 +2551,7 @@
         </w:tc>
         <w:tc>
           <w:tcPr>
-            <w:tcW w:type="dxa" w:w="7040"/>
+            <w:tcW w:type="dxa" w:w="7750"/>
             <w:tcBorders>
               <w:top w:val="single" w:color="D9DCE3" w:sz="2"/>
               <w:left w:val="single" w:color="D9DCE3" w:sz="2"/>
@@ -2150,7 +2585,26 @@
       <w:tr>
         <w:tc>
           <w:tcPr>
-            <w:tcW w:type="dxa" w:w="3200"/>
+            <w:tcW w:type="dxa" w:w="810"/>
+            <w:tcBorders>
+              <w:top w:val="single" w:color="D9DCE3" w:sz="2"/>
+              <w:left w:val="single" w:color="D9DCE3" w:sz="2"/>
+              <w:bottom w:val="single" w:color="D9DCE3" w:sz="2"/>
+              <w:right w:val="single" w:color="D9DCE3" w:sz="2"/>
+            </w:tcBorders>
+            <w:shd w:fill="F4F5F7" w:color="auto" w:val="clear"/>
+            <w:tcMar>
+              <w:top w:type="dxa" w:w="90"/>
+              <w:left w:type="dxa" w:w="60"/>
+              <w:bottom w:type="dxa" w:w="90"/>
+              <w:right w:type="dxa" w:w="60"/>
+            </w:tcMar>
+          </w:tcPr>
+          <w:p/>
+        </w:tc>
+        <w:tc>
+          <w:tcPr>
+            <w:tcW w:type="dxa" w:w="1680"/>
             <w:tcBorders>
               <w:top w:val="single" w:color="D9DCE3" w:sz="2"/>
               <w:left w:val="single" w:color="D9DCE3" w:sz="2"/>
@@ -2182,7 +2636,7 @@
         </w:tc>
         <w:tc>
           <w:tcPr>
-            <w:tcW w:type="dxa" w:w="7040"/>
+            <w:tcW w:type="dxa" w:w="7750"/>
             <w:tcBorders>
               <w:top w:val="single" w:color="D9DCE3" w:sz="2"/>
               <w:left w:val="single" w:color="D9DCE3" w:sz="2"/>
@@ -2216,7 +2670,26 @@
       <w:tr>
         <w:tc>
           <w:tcPr>
-            <w:tcW w:type="dxa" w:w="3200"/>
+            <w:tcW w:type="dxa" w:w="810"/>
+            <w:tcBorders>
+              <w:top w:val="single" w:color="D9DCE3" w:sz="2"/>
+              <w:left w:val="single" w:color="D9DCE3" w:sz="2"/>
+              <w:bottom w:val="single" w:color="D9DCE3" w:sz="2"/>
+              <w:right w:val="single" w:color="D9DCE3" w:sz="2"/>
+            </w:tcBorders>
+            <w:shd w:fill="FFFFFF" w:color="auto" w:val="clear"/>
+            <w:tcMar>
+              <w:top w:type="dxa" w:w="90"/>
+              <w:left w:type="dxa" w:w="60"/>
+              <w:bottom w:type="dxa" w:w="90"/>
+              <w:right w:type="dxa" w:w="60"/>
+            </w:tcMar>
+          </w:tcPr>
+          <w:p/>
+        </w:tc>
+        <w:tc>
+          <w:tcPr>
+            <w:tcW w:type="dxa" w:w="1680"/>
             <w:tcBorders>
               <w:top w:val="single" w:color="D9DCE3" w:sz="2"/>
               <w:left w:val="single" w:color="D9DCE3" w:sz="2"/>
@@ -2248,7 +2721,7 @@
         </w:tc>
         <w:tc>
           <w:tcPr>
-            <w:tcW w:type="dxa" w:w="7040"/>
+            <w:tcW w:type="dxa" w:w="7750"/>
             <w:tcBorders>
               <w:top w:val="single" w:color="D9DCE3" w:sz="2"/>
               <w:left w:val="single" w:color="D9DCE3" w:sz="2"/>
@@ -2282,7 +2755,26 @@
       <w:tr>
         <w:tc>
           <w:tcPr>
-            <w:tcW w:type="dxa" w:w="3200"/>
+            <w:tcW w:type="dxa" w:w="810"/>
+            <w:tcBorders>
+              <w:top w:val="single" w:color="D9DCE3" w:sz="2"/>
+              <w:left w:val="single" w:color="D9DCE3" w:sz="2"/>
+              <w:bottom w:val="single" w:color="D9DCE3" w:sz="2"/>
+              <w:right w:val="single" w:color="D9DCE3" w:sz="2"/>
+            </w:tcBorders>
+            <w:shd w:fill="F4F5F7" w:color="auto" w:val="clear"/>
+            <w:tcMar>
+              <w:top w:type="dxa" w:w="90"/>
+              <w:left w:type="dxa" w:w="60"/>
+              <w:bottom w:type="dxa" w:w="90"/>
+              <w:right w:type="dxa" w:w="60"/>
+            </w:tcMar>
+          </w:tcPr>
+          <w:p/>
+        </w:tc>
+        <w:tc>
+          <w:tcPr>
+            <w:tcW w:type="dxa" w:w="1680"/>
             <w:tcBorders>
               <w:top w:val="single" w:color="D9DCE3" w:sz="2"/>
               <w:left w:val="single" w:color="D9DCE3" w:sz="2"/>
@@ -2314,7 +2806,7 @@
         </w:tc>
         <w:tc>
           <w:tcPr>
-            <w:tcW w:type="dxa" w:w="7040"/>
+            <w:tcW w:type="dxa" w:w="7750"/>
             <w:tcBorders>
               <w:top w:val="single" w:color="D9DCE3" w:sz="2"/>
               <w:left w:val="single" w:color="D9DCE3" w:sz="2"/>
@@ -2348,7 +2840,26 @@
       <w:tr>
         <w:tc>
           <w:tcPr>
-            <w:tcW w:type="dxa" w:w="3200"/>
+            <w:tcW w:type="dxa" w:w="810"/>
+            <w:tcBorders>
+              <w:top w:val="single" w:color="D9DCE3" w:sz="2"/>
+              <w:left w:val="single" w:color="D9DCE3" w:sz="2"/>
+              <w:bottom w:val="single" w:color="D9DCE3" w:sz="2"/>
+              <w:right w:val="single" w:color="D9DCE3" w:sz="2"/>
+            </w:tcBorders>
+            <w:shd w:fill="FFFFFF" w:color="auto" w:val="clear"/>
+            <w:tcMar>
+              <w:top w:type="dxa" w:w="90"/>
+              <w:left w:type="dxa" w:w="60"/>
+              <w:bottom w:type="dxa" w:w="90"/>
+              <w:right w:type="dxa" w:w="60"/>
+            </w:tcMar>
+          </w:tcPr>
+          <w:p/>
+        </w:tc>
+        <w:tc>
+          <w:tcPr>
+            <w:tcW w:type="dxa" w:w="1680"/>
             <w:tcBorders>
               <w:top w:val="single" w:color="D9DCE3" w:sz="2"/>
               <w:left w:val="single" w:color="D9DCE3" w:sz="2"/>
@@ -2380,7 +2891,7 @@
         </w:tc>
         <w:tc>
           <w:tcPr>
-            <w:tcW w:type="dxa" w:w="7040"/>
+            <w:tcW w:type="dxa" w:w="7750"/>
             <w:tcBorders>
               <w:top w:val="single" w:color="D9DCE3" w:sz="2"/>
               <w:left w:val="single" w:color="D9DCE3" w:sz="2"/>
@@ -2414,7 +2925,26 @@
       <w:tr>
         <w:tc>
           <w:tcPr>
-            <w:tcW w:type="dxa" w:w="3200"/>
+            <w:tcW w:type="dxa" w:w="810"/>
+            <w:tcBorders>
+              <w:top w:val="single" w:color="D9DCE3" w:sz="2"/>
+              <w:left w:val="single" w:color="D9DCE3" w:sz="2"/>
+              <w:bottom w:val="single" w:color="D9DCE3" w:sz="2"/>
+              <w:right w:val="single" w:color="D9DCE3" w:sz="2"/>
+            </w:tcBorders>
+            <w:shd w:fill="F4F5F7" w:color="auto" w:val="clear"/>
+            <w:tcMar>
+              <w:top w:type="dxa" w:w="90"/>
+              <w:left w:type="dxa" w:w="60"/>
+              <w:bottom w:type="dxa" w:w="90"/>
+              <w:right w:type="dxa" w:w="60"/>
+            </w:tcMar>
+          </w:tcPr>
+          <w:p/>
+        </w:tc>
+        <w:tc>
+          <w:tcPr>
+            <w:tcW w:type="dxa" w:w="1680"/>
             <w:tcBorders>
               <w:top w:val="single" w:color="D9DCE3" w:sz="2"/>
               <w:left w:val="single" w:color="D9DCE3" w:sz="2"/>
@@ -2446,7 +2976,7 @@
         </w:tc>
         <w:tc>
           <w:tcPr>
-            <w:tcW w:type="dxa" w:w="7040"/>
+            <w:tcW w:type="dxa" w:w="7750"/>
             <w:tcBorders>
               <w:top w:val="single" w:color="D9DCE3" w:sz="2"/>
               <w:left w:val="single" w:color="D9DCE3" w:sz="2"/>

--- a/docs/CR_School_Placement_Model.docx
+++ b/docs/CR_School_Placement_Model.docx
@@ -56,6 +56,7 @@
     <w:p>
       <w:pPr>
         <w:pStyle w:val="Heading1"/>
+        <w:keepNext/>
         <w:pBdr>
           <w:bottom w:val="single" w:color="CCCCCC" w:sz="4" w:space="4"/>
         </w:pBdr>
@@ -104,6 +105,7 @@
     <w:p>
       <w:pPr>
         <w:pStyle w:val="Heading1"/>
+        <w:keepNext/>
         <w:pBdr>
           <w:bottom w:val="single" w:color="CCCCCC" w:sz="4" w:space="4"/>
         </w:pBdr>
@@ -219,6 +221,7 @@
     <w:p>
       <w:pPr>
         <w:pStyle w:val="Heading1"/>
+        <w:keepNext/>
         <w:pBdr>
           <w:bottom w:val="single" w:color="CCCCCC" w:sz="4" w:space="4"/>
         </w:pBdr>
@@ -428,6 +431,7 @@
     <w:p>
       <w:pPr>
         <w:pStyle w:val="Heading1"/>
+        <w:keepNext/>
         <w:pBdr>
           <w:bottom w:val="single" w:color="CCCCCC" w:sz="4" w:space="4"/>
         </w:pBdr>
@@ -464,7 +468,7 @@
       </w:tblGrid>
       <w:tr>
         <w:trPr>
-          <w:tblHeader/>
+          <w:cantSplit/>
         </w:trPr>
         <w:tc>
           <w:tcPr>
@@ -501,7 +505,7 @@
       </w:tr>
       <w:tr>
         <w:trPr>
-          <w:tblHeader/>
+          <w:cantSplit/>
         </w:trPr>
         <w:tc>
           <w:tcPr>
@@ -1694,7 +1698,7 @@
       </w:tr>
       <w:tr>
         <w:trPr>
-          <w:tblHeader/>
+          <w:cantSplit/>
         </w:trPr>
         <w:tc>
           <w:tcPr>
@@ -1731,7 +1735,7 @@
       </w:tr>
       <w:tr>
         <w:trPr>
-          <w:tblHeader/>
+          <w:cantSplit/>
         </w:trPr>
         <w:tc>
           <w:tcPr>
@@ -3011,6 +3015,7 @@
     <w:p>
       <w:pPr>
         <w:pStyle w:val="Heading1"/>
+        <w:keepNext/>
         <w:pBdr>
           <w:bottom w:val="single" w:color="CCCCCC" w:sz="4" w:space="4"/>
         </w:pBdr>
@@ -3121,6 +3126,7 @@
     <w:p>
       <w:pPr>
         <w:pStyle w:val="Heading1"/>
+        <w:keepNext/>
         <w:pBdr>
           <w:bottom w:val="single" w:color="CCCCCC" w:sz="4" w:space="4"/>
         </w:pBdr>

--- a/docs/CR_School_Placement_Model.docx
+++ b/docs/CR_School_Placement_Model.docx
@@ -2071,7 +2071,7 @@
                 <w:sz w:val="20"/>
                 <w:szCs w:val="20"/>
               </w:rPr>
-              <w:t xml:space="preserve">Karsh Institute for Democracy (includes Weldon Cooper Center)</w:t>
+              <w:t xml:space="preserve">Karsh Institute for Democracy</w:t>
             </w:r>
           </w:p>
         </w:tc>
@@ -3045,6 +3045,25 @@
           <w:szCs w:val="21"/>
         </w:rPr>
         <w:t xml:space="preserve">The following pan-university initiatives do not yet have a dedicated Corporate Relations assignment. Reach out to the team to discuss prospective partners — we will assess fit and assign a lead:</w:t>
+      </w:r>
+    </w:p>
+    <w:p>
+      <w:pPr>
+        <w:pStyle w:val="ListParagraph"/>
+        <w:numPr>
+          <w:ilvl w:val="0"/>
+          <w:numId w:val="2"/>
+        </w:numPr>
+        <w:spacing w:after="90"/>
+      </w:pPr>
+      <w:r>
+        <w:rPr>
+          <w:rFonts w:ascii="Calibri" w:cs="Calibri" w:eastAsia="Calibri" w:hAnsi="Calibri"/>
+          <w:color w:val="1A1A1A"/>
+          <w:sz w:val="21"/>
+          <w:szCs w:val="21"/>
+        </w:rPr>
+        <w:t xml:space="preserve">Weldon Cooper Center (Provost initiative)</w:t>
       </w:r>
     </w:p>
     <w:p>
